--- a/crates/unluminous-word/tests/fixtures/kitchen-sink.docx
+++ b/crates/unluminous-word/tests/fixtures/kitchen-sink.docx
@@ -352,16 +352,16 @@
           <w:noProof/>
         </w:rPr>
         <w:drawing>
-          <wp:inline distT="0" distB="0" distL="0" distR="0" wp14:anchorId="43641897" wp14:editId="6F9009B3">
+          <wp:inline distT="0" distB="0" distL="0" distR="0" wp14:anchorId="54A40F36" wp14:editId="561FE31C">
             <wp:extent cx="1905266" cy="1143160"/>
             <wp:effectExtent l="0" t="0" r="0" b="0"/>
-            <wp:docPr id="982241629" name="Picture 1"/>
+            <wp:docPr id="720962444" name="Picture 1"/>
             <wp:cNvGraphicFramePr/>
             <a:graphic xmlns:a="http://schemas.openxmlformats.org/drawingml/2006/main">
               <a:graphicData uri="http://schemas.openxmlformats.org/drawingml/2006/picture">
                 <pic:pic xmlns:pic="http://schemas.openxmlformats.org/drawingml/2006/picture">
                   <pic:nvPicPr>
-                    <pic:cNvPr id="982241629" name=""/>
+                    <pic:cNvPr id="720962444" name=""/>
                     <pic:cNvPicPr/>
                   </pic:nvPicPr>
                   <pic:blipFill>
@@ -659,119 +659,10 @@
 <file path=word/numbering.xml><?xml version="1.0" encoding="utf-8"?>
 <w:numbering xmlns:wpc="http://schemas.microsoft.com/office/word/2010/wordprocessingCanvas" xmlns:cx="http://schemas.microsoft.com/office/drawing/2014/chartex" xmlns:cx1="http://schemas.microsoft.com/office/drawing/2015/9/8/chartex" xmlns:cx2="http://schemas.microsoft.com/office/drawing/2015/10/21/chartex" xmlns:cx3="http://schemas.microsoft.com/office/drawing/2016/5/9/chartex" xmlns:cx4="http://schemas.microsoft.com/office/drawing/2016/5/10/chartex" xmlns:cx5="http://schemas.microsoft.com/office/drawing/2016/5/11/chartex" xmlns:cx6="http://schemas.microsoft.com/office/drawing/2016/5/12/chartex" xmlns:cx7="http://schemas.microsoft.com/office/drawing/2016/5/13/chartex" xmlns:cx8="http://schemas.microsoft.com/office/drawing/2016/5/14/chartex" xmlns:mc="http://schemas.openxmlformats.org/markup-compatibility/2006" xmlns:aink="http://schemas.microsoft.com/office/drawing/2016/ink" xmlns:am3d="http://schemas.microsoft.com/office/drawing/2017/model3d" xmlns:o="urn:schemas-microsoft-com:office:office" xmlns:oel="http://schemas.microsoft.com/office/2019/extlst" xmlns:r="http://schemas.openxmlformats.org/officeDocument/2006/relationships" xmlns:m="http://schemas.openxmlformats.org/officeDocument/2006/math" xmlns:v="urn:schemas-microsoft-com:vml" xmlns:wp14="http://schemas.microsoft.com/office/word/2010/wordprocessingDrawing" xmlns:wp="http://schemas.openxmlformats.org/drawingml/2006/wordprocessingDrawing" xmlns:w10="urn:schemas-microsoft-com:office:word" xmlns:w="http://schemas.openxmlformats.org/wordprocessingml/2006/main" xmlns:w14="http://schemas.microsoft.com/office/word/2010/wordml" xmlns:w15="http://schemas.microsoft.com/office/word/2012/wordml" xmlns:w16cex="http://schemas.microsoft.com/office/word/2018/wordml/cex" xmlns:w16cid="http://schemas.microsoft.com/office/word/2016/wordml/cid" xmlns:w16="http://schemas.microsoft.com/office/word/2018/wordml" xmlns:w16du="http://schemas.microsoft.com/office/word/2023/wordml/word16du" xmlns:w16sdtdh="http://schemas.microsoft.com/office/word/2020/wordml/sdtdatahash" xmlns:w16sdtfl="http://schemas.microsoft.com/office/word/2024/wordml/sdtformatlock" xmlns:w16se="http://schemas.microsoft.com/office/word/2015/wordml/symex" xmlns:wpg="http://schemas.microsoft.com/office/word/2010/wordprocessingGroup" xmlns:wpi="http://schemas.microsoft.com/office/word/2010/wordprocessingInk" xmlns:wne="http://schemas.microsoft.com/office/word/2006/wordml" xmlns:wps="http://schemas.microsoft.com/office/word/2010/wordprocessingShape" mc:Ignorable="w14 w15 w16se w16cid w16 w16cex w16sdtdh w16sdtfl w16du wp14">
   <w:abstractNum w:abstractNumId="0" w15:restartNumberingAfterBreak="0">
-    <w:nsid w:val="09203CE1"/>
+    <w:nsid w:val="05D5791E"/>
     <w:multiLevelType w:val="hybridMultilevel"/>
-    <w:tmpl w:val="789A4212"/>
-    <w:lvl w:ilvl="0" w:tplc="BBFC3378">
-      <w:start w:val="1"/>
-      <w:numFmt w:val="decimal"/>
-      <w:lvlText w:val="%1."/>
-      <w:lvlJc w:val="left"/>
-      <w:pPr>
-        <w:tabs>
-          <w:tab w:val="num" w:pos="720"/>
-        </w:tabs>
-        <w:ind w:left="720" w:hanging="360"/>
-      </w:pPr>
-    </w:lvl>
-    <w:lvl w:ilvl="1" w:tplc="04090019" w:tentative="1">
-      <w:start w:val="1"/>
-      <w:numFmt w:val="lowerLetter"/>
-      <w:lvlText w:val="%2."/>
-      <w:lvlJc w:val="left"/>
-      <w:pPr>
-        <w:ind w:left="1440" w:hanging="360"/>
-      </w:pPr>
-    </w:lvl>
-    <w:lvl w:ilvl="2" w:tplc="0409001B" w:tentative="1">
-      <w:start w:val="1"/>
-      <w:numFmt w:val="lowerRoman"/>
-      <w:lvlText w:val="%3."/>
-      <w:lvlJc w:val="right"/>
-      <w:pPr>
-        <w:ind w:left="2160" w:hanging="180"/>
-      </w:pPr>
-    </w:lvl>
-    <w:lvl w:ilvl="3" w:tplc="0409000F" w:tentative="1">
-      <w:start w:val="1"/>
-      <w:numFmt w:val="decimal"/>
-      <w:lvlText w:val="%4."/>
-      <w:lvlJc w:val="left"/>
-      <w:pPr>
-        <w:ind w:left="2880" w:hanging="360"/>
-      </w:pPr>
-    </w:lvl>
-    <w:lvl w:ilvl="4" w:tplc="04090019" w:tentative="1">
-      <w:start w:val="1"/>
-      <w:numFmt w:val="lowerLetter"/>
-      <w:lvlText w:val="%5."/>
-      <w:lvlJc w:val="left"/>
-      <w:pPr>
-        <w:ind w:left="3600" w:hanging="360"/>
-      </w:pPr>
-    </w:lvl>
-    <w:lvl w:ilvl="5" w:tplc="0409001B" w:tentative="1">
-      <w:start w:val="1"/>
-      <w:numFmt w:val="lowerRoman"/>
-      <w:lvlText w:val="%6."/>
-      <w:lvlJc w:val="right"/>
-      <w:pPr>
-        <w:ind w:left="4320" w:hanging="180"/>
-      </w:pPr>
-    </w:lvl>
-    <w:lvl w:ilvl="6" w:tplc="0409000F" w:tentative="1">
-      <w:start w:val="1"/>
-      <w:numFmt w:val="decimal"/>
-      <w:lvlText w:val="%7."/>
-      <w:lvlJc w:val="left"/>
-      <w:pPr>
-        <w:ind w:left="5040" w:hanging="360"/>
-      </w:pPr>
-    </w:lvl>
-    <w:lvl w:ilvl="7" w:tplc="04090019" w:tentative="1">
-      <w:start w:val="1"/>
-      <w:numFmt w:val="lowerLetter"/>
-      <w:lvlText w:val="%8."/>
-      <w:lvlJc w:val="left"/>
-      <w:pPr>
-        <w:ind w:left="5760" w:hanging="360"/>
-      </w:pPr>
-    </w:lvl>
-    <w:lvl w:ilvl="8" w:tplc="0409001B" w:tentative="1">
-      <w:start w:val="1"/>
-      <w:numFmt w:val="lowerRoman"/>
-      <w:lvlText w:val="%9."/>
-      <w:lvlJc w:val="right"/>
-      <w:pPr>
-        <w:ind w:left="6480" w:hanging="180"/>
-      </w:pPr>
-    </w:lvl>
-  </w:abstractNum>
-  <w:abstractNum w:abstractNumId="1" w15:restartNumberingAfterBreak="0">
-    <w:nsid w:val="1D5F015F"/>
-    <w:multiLevelType w:val="singleLevel"/>
-    <w:tmpl w:val="7A2414AE"/>
-    <w:lvl w:ilvl="0">
-      <w:start w:val="1"/>
-      <w:numFmt w:val="bullet"/>
-      <w:lvlText w:val=""/>
-      <w:lvlJc w:val="left"/>
-      <w:pPr>
-        <w:tabs>
-          <w:tab w:val="num" w:pos="720"/>
-        </w:tabs>
-        <w:ind w:left="720" w:hanging="360"/>
-      </w:pPr>
-      <w:rPr>
-        <w:rFonts w:ascii="Symbol" w:hAnsi="Symbol" w:hint="default"/>
-      </w:rPr>
-    </w:lvl>
-  </w:abstractNum>
-  <w:abstractNum w:abstractNumId="2" w15:restartNumberingAfterBreak="0">
-    <w:nsid w:val="1E375EC0"/>
-    <w:multiLevelType w:val="hybridMultilevel"/>
-    <w:tmpl w:val="788E4F36"/>
-    <w:lvl w:ilvl="0" w:tplc="7A2414AE">
+    <w:tmpl w:val="6B60B260"/>
+    <w:lvl w:ilvl="0" w:tplc="E58A6616">
       <w:start w:val="1"/>
       <w:numFmt w:val="bullet"/>
       <w:lvlText w:val=""/>
@@ -883,10 +774,99 @@
       </w:rPr>
     </w:lvl>
   </w:abstractNum>
-  <w:abstractNum w:abstractNumId="3" w15:restartNumberingAfterBreak="0">
-    <w:nsid w:val="659F617E"/>
+  <w:abstractNum w:abstractNumId="1" w15:restartNumberingAfterBreak="0">
+    <w:nsid w:val="05DC7AF7"/>
+    <w:multiLevelType w:val="hybridMultilevel"/>
+    <w:tmpl w:val="62C0E26E"/>
+    <w:lvl w:ilvl="0" w:tplc="00ECDC50">
+      <w:start w:val="1"/>
+      <w:numFmt w:val="decimal"/>
+      <w:lvlText w:val="%1."/>
+      <w:lvlJc w:val="left"/>
+      <w:pPr>
+        <w:tabs>
+          <w:tab w:val="num" w:pos="720"/>
+        </w:tabs>
+        <w:ind w:left="720" w:hanging="360"/>
+      </w:pPr>
+    </w:lvl>
+    <w:lvl w:ilvl="1" w:tplc="04090019" w:tentative="1">
+      <w:start w:val="1"/>
+      <w:numFmt w:val="lowerLetter"/>
+      <w:lvlText w:val="%2."/>
+      <w:lvlJc w:val="left"/>
+      <w:pPr>
+        <w:ind w:left="1440" w:hanging="360"/>
+      </w:pPr>
+    </w:lvl>
+    <w:lvl w:ilvl="2" w:tplc="0409001B" w:tentative="1">
+      <w:start w:val="1"/>
+      <w:numFmt w:val="lowerRoman"/>
+      <w:lvlText w:val="%3."/>
+      <w:lvlJc w:val="right"/>
+      <w:pPr>
+        <w:ind w:left="2160" w:hanging="180"/>
+      </w:pPr>
+    </w:lvl>
+    <w:lvl w:ilvl="3" w:tplc="0409000F" w:tentative="1">
+      <w:start w:val="1"/>
+      <w:numFmt w:val="decimal"/>
+      <w:lvlText w:val="%4."/>
+      <w:lvlJc w:val="left"/>
+      <w:pPr>
+        <w:ind w:left="2880" w:hanging="360"/>
+      </w:pPr>
+    </w:lvl>
+    <w:lvl w:ilvl="4" w:tplc="04090019" w:tentative="1">
+      <w:start w:val="1"/>
+      <w:numFmt w:val="lowerLetter"/>
+      <w:lvlText w:val="%5."/>
+      <w:lvlJc w:val="left"/>
+      <w:pPr>
+        <w:ind w:left="3600" w:hanging="360"/>
+      </w:pPr>
+    </w:lvl>
+    <w:lvl w:ilvl="5" w:tplc="0409001B" w:tentative="1">
+      <w:start w:val="1"/>
+      <w:numFmt w:val="lowerRoman"/>
+      <w:lvlText w:val="%6."/>
+      <w:lvlJc w:val="right"/>
+      <w:pPr>
+        <w:ind w:left="4320" w:hanging="180"/>
+      </w:pPr>
+    </w:lvl>
+    <w:lvl w:ilvl="6" w:tplc="0409000F" w:tentative="1">
+      <w:start w:val="1"/>
+      <w:numFmt w:val="decimal"/>
+      <w:lvlText w:val="%7."/>
+      <w:lvlJc w:val="left"/>
+      <w:pPr>
+        <w:ind w:left="5040" w:hanging="360"/>
+      </w:pPr>
+    </w:lvl>
+    <w:lvl w:ilvl="7" w:tplc="04090019" w:tentative="1">
+      <w:start w:val="1"/>
+      <w:numFmt w:val="lowerLetter"/>
+      <w:lvlText w:val="%8."/>
+      <w:lvlJc w:val="left"/>
+      <w:pPr>
+        <w:ind w:left="5760" w:hanging="360"/>
+      </w:pPr>
+    </w:lvl>
+    <w:lvl w:ilvl="8" w:tplc="0409001B" w:tentative="1">
+      <w:start w:val="1"/>
+      <w:numFmt w:val="lowerRoman"/>
+      <w:lvlText w:val="%9."/>
+      <w:lvlJc w:val="right"/>
+      <w:pPr>
+        <w:ind w:left="6480" w:hanging="180"/>
+      </w:pPr>
+    </w:lvl>
+  </w:abstractNum>
+  <w:abstractNum w:abstractNumId="2" w15:restartNumberingAfterBreak="0">
+    <w:nsid w:val="58C82E97"/>
     <w:multiLevelType w:val="singleLevel"/>
-    <w:tmpl w:val="BBFC3378"/>
+    <w:tmpl w:val="00ECDC50"/>
     <w:lvl w:ilvl="0">
       <w:start w:val="1"/>
       <w:numFmt w:val="decimal"/>
@@ -900,17 +880,37 @@
       </w:pPr>
     </w:lvl>
   </w:abstractNum>
-  <w:num w:numId="1" w16cid:durableId="1471946128">
-    <w:abstractNumId w:val="1"/>
+  <w:abstractNum w:abstractNumId="3" w15:restartNumberingAfterBreak="0">
+    <w:nsid w:val="5D5251C7"/>
+    <w:multiLevelType w:val="singleLevel"/>
+    <w:tmpl w:val="E58A6616"/>
+    <w:lvl w:ilvl="0">
+      <w:start w:val="1"/>
+      <w:numFmt w:val="bullet"/>
+      <w:lvlText w:val=""/>
+      <w:lvlJc w:val="left"/>
+      <w:pPr>
+        <w:tabs>
+          <w:tab w:val="num" w:pos="720"/>
+        </w:tabs>
+        <w:ind w:left="720" w:hanging="360"/>
+      </w:pPr>
+      <w:rPr>
+        <w:rFonts w:ascii="Symbol" w:hAnsi="Symbol" w:hint="default"/>
+      </w:rPr>
+    </w:lvl>
+  </w:abstractNum>
+  <w:num w:numId="1" w16cid:durableId="1182084565">
+    <w:abstractNumId w:val="3"/>
   </w:num>
-  <w:num w:numId="2" w16cid:durableId="1462843195">
+  <w:num w:numId="2" w16cid:durableId="203562155">
+    <w:abstractNumId w:val="0"/>
+  </w:num>
+  <w:num w:numId="3" w16cid:durableId="1630236700">
     <w:abstractNumId w:val="2"/>
   </w:num>
-  <w:num w:numId="3" w16cid:durableId="778187874">
-    <w:abstractNumId w:val="3"/>
-  </w:num>
-  <w:num w:numId="4" w16cid:durableId="832063389">
-    <w:abstractNumId w:val="0"/>
+  <w:num w:numId="4" w16cid:durableId="391543726">
+    <w:abstractNumId w:val="1"/>
   </w:num>
 </w:numbering>
 </file>
@@ -1323,7 +1323,7 @@
     <w:link w:val="Heading1Char"/>
     <w:uiPriority w:val="9"/>
     <w:qFormat/>
-    <w:rsid w:val="00EE274A"/>
+    <w:rsid w:val="00A44F18"/>
     <w:pPr>
       <w:keepNext/>
       <w:keepLines/>
@@ -1346,7 +1346,7 @@
     <w:semiHidden/>
     <w:unhideWhenUsed/>
     <w:qFormat/>
-    <w:rsid w:val="00EE274A"/>
+    <w:rsid w:val="00A44F18"/>
     <w:pPr>
       <w:keepNext/>
       <w:keepLines/>
@@ -1369,7 +1369,7 @@
     <w:semiHidden/>
     <w:unhideWhenUsed/>
     <w:qFormat/>
-    <w:rsid w:val="00EE274A"/>
+    <w:rsid w:val="00A44F18"/>
     <w:pPr>
       <w:keepNext/>
       <w:keepLines/>
@@ -1392,7 +1392,7 @@
     <w:semiHidden/>
     <w:unhideWhenUsed/>
     <w:qFormat/>
-    <w:rsid w:val="00EE274A"/>
+    <w:rsid w:val="00A44F18"/>
     <w:pPr>
       <w:keepNext/>
       <w:keepLines/>
@@ -1415,7 +1415,7 @@
     <w:semiHidden/>
     <w:unhideWhenUsed/>
     <w:qFormat/>
-    <w:rsid w:val="00EE274A"/>
+    <w:rsid w:val="00A44F18"/>
     <w:pPr>
       <w:keepNext/>
       <w:keepLines/>
@@ -1436,7 +1436,7 @@
     <w:semiHidden/>
     <w:unhideWhenUsed/>
     <w:qFormat/>
-    <w:rsid w:val="00EE274A"/>
+    <w:rsid w:val="00A44F18"/>
     <w:pPr>
       <w:keepNext/>
       <w:keepLines/>
@@ -1459,7 +1459,7 @@
     <w:semiHidden/>
     <w:unhideWhenUsed/>
     <w:qFormat/>
-    <w:rsid w:val="00EE274A"/>
+    <w:rsid w:val="00A44F18"/>
     <w:pPr>
       <w:keepNext/>
       <w:keepLines/>
@@ -1480,7 +1480,7 @@
     <w:semiHidden/>
     <w:unhideWhenUsed/>
     <w:qFormat/>
-    <w:rsid w:val="00EE274A"/>
+    <w:rsid w:val="00A44F18"/>
     <w:pPr>
       <w:keepNext/>
       <w:keepLines/>
@@ -1503,7 +1503,7 @@
     <w:semiHidden/>
     <w:unhideWhenUsed/>
     <w:qFormat/>
-    <w:rsid w:val="00EE274A"/>
+    <w:rsid w:val="00A44F18"/>
     <w:pPr>
       <w:keepNext/>
       <w:keepLines/>
@@ -1546,7 +1546,7 @@
     <w:basedOn w:val="DefaultParagraphFont"/>
     <w:link w:val="Heading1"/>
     <w:uiPriority w:val="9"/>
-    <w:rsid w:val="00EE274A"/>
+    <w:rsid w:val="00A44F18"/>
     <w:rPr>
       <w:rFonts w:asciiTheme="majorHAnsi" w:eastAsiaTheme="majorEastAsia" w:hAnsiTheme="majorHAnsi" w:cstheme="majorBidi"/>
       <w:color w:val="0F4761" w:themeColor="accent1" w:themeShade="BF"/>
@@ -1560,7 +1560,7 @@
     <w:link w:val="Heading2"/>
     <w:uiPriority w:val="9"/>
     <w:semiHidden/>
-    <w:rsid w:val="00EE274A"/>
+    <w:rsid w:val="00A44F18"/>
     <w:rPr>
       <w:rFonts w:asciiTheme="majorHAnsi" w:eastAsiaTheme="majorEastAsia" w:hAnsiTheme="majorHAnsi" w:cstheme="majorBidi"/>
       <w:color w:val="0F4761" w:themeColor="accent1" w:themeShade="BF"/>
@@ -1574,7 +1574,7 @@
     <w:link w:val="Heading3"/>
     <w:uiPriority w:val="9"/>
     <w:semiHidden/>
-    <w:rsid w:val="00EE274A"/>
+    <w:rsid w:val="00A44F18"/>
     <w:rPr>
       <w:rFonts w:eastAsiaTheme="majorEastAsia" w:cstheme="majorBidi"/>
       <w:color w:val="0F4761" w:themeColor="accent1" w:themeShade="BF"/>
@@ -1588,7 +1588,7 @@
     <w:link w:val="Heading4"/>
     <w:uiPriority w:val="9"/>
     <w:semiHidden/>
-    <w:rsid w:val="00EE274A"/>
+    <w:rsid w:val="00A44F18"/>
     <w:rPr>
       <w:rFonts w:eastAsiaTheme="majorEastAsia" w:cstheme="majorBidi"/>
       <w:i/>
@@ -1602,7 +1602,7 @@
     <w:link w:val="Heading5"/>
     <w:uiPriority w:val="9"/>
     <w:semiHidden/>
-    <w:rsid w:val="00EE274A"/>
+    <w:rsid w:val="00A44F18"/>
     <w:rPr>
       <w:rFonts w:eastAsiaTheme="majorEastAsia" w:cstheme="majorBidi"/>
       <w:color w:val="0F4761" w:themeColor="accent1" w:themeShade="BF"/>
@@ -1614,7 +1614,7 @@
     <w:link w:val="Heading6"/>
     <w:uiPriority w:val="9"/>
     <w:semiHidden/>
-    <w:rsid w:val="00EE274A"/>
+    <w:rsid w:val="00A44F18"/>
     <w:rPr>
       <w:rFonts w:eastAsiaTheme="majorEastAsia" w:cstheme="majorBidi"/>
       <w:i/>
@@ -1628,7 +1628,7 @@
     <w:link w:val="Heading7"/>
     <w:uiPriority w:val="9"/>
     <w:semiHidden/>
-    <w:rsid w:val="00EE274A"/>
+    <w:rsid w:val="00A44F18"/>
     <w:rPr>
       <w:rFonts w:eastAsiaTheme="majorEastAsia" w:cstheme="majorBidi"/>
       <w:color w:val="595959" w:themeColor="text1" w:themeTint="A6"/>
@@ -1640,7 +1640,7 @@
     <w:link w:val="Heading8"/>
     <w:uiPriority w:val="9"/>
     <w:semiHidden/>
-    <w:rsid w:val="00EE274A"/>
+    <w:rsid w:val="00A44F18"/>
     <w:rPr>
       <w:rFonts w:eastAsiaTheme="majorEastAsia" w:cstheme="majorBidi"/>
       <w:i/>
@@ -1654,7 +1654,7 @@
     <w:link w:val="Heading9"/>
     <w:uiPriority w:val="9"/>
     <w:semiHidden/>
-    <w:rsid w:val="00EE274A"/>
+    <w:rsid w:val="00A44F18"/>
     <w:rPr>
       <w:rFonts w:eastAsiaTheme="majorEastAsia" w:cstheme="majorBidi"/>
       <w:color w:val="272727" w:themeColor="text1" w:themeTint="D8"/>
@@ -1667,7 +1667,7 @@
     <w:link w:val="TitleChar"/>
     <w:uiPriority w:val="10"/>
     <w:qFormat/>
-    <w:rsid w:val="00EE274A"/>
+    <w:rsid w:val="00A44F18"/>
     <w:pPr>
       <w:spacing w:after="80" w:line="240" w:lineRule="auto"/>
       <w:contextualSpacing/>
@@ -1685,7 +1685,7 @@
     <w:basedOn w:val="DefaultParagraphFont"/>
     <w:link w:val="Title"/>
     <w:uiPriority w:val="10"/>
-    <w:rsid w:val="00EE274A"/>
+    <w:rsid w:val="00A44F18"/>
     <w:rPr>
       <w:rFonts w:asciiTheme="majorHAnsi" w:eastAsiaTheme="majorEastAsia" w:hAnsiTheme="majorHAnsi" w:cstheme="majorBidi"/>
       <w:spacing w:val="-10"/>
@@ -1701,7 +1701,7 @@
     <w:link w:val="SubtitleChar"/>
     <w:uiPriority w:val="11"/>
     <w:qFormat/>
-    <w:rsid w:val="00EE274A"/>
+    <w:rsid w:val="00A44F18"/>
     <w:pPr>
       <w:numPr>
         <w:ilvl w:val="1"/>
@@ -1720,7 +1720,7 @@
     <w:basedOn w:val="DefaultParagraphFont"/>
     <w:link w:val="Subtitle"/>
     <w:uiPriority w:val="11"/>
-    <w:rsid w:val="00EE274A"/>
+    <w:rsid w:val="00A44F18"/>
     <w:rPr>
       <w:rFonts w:eastAsiaTheme="majorEastAsia" w:cstheme="majorBidi"/>
       <w:color w:val="595959" w:themeColor="text1" w:themeTint="A6"/>
@@ -1736,7 +1736,7 @@
     <w:link w:val="QuoteChar"/>
     <w:uiPriority w:val="29"/>
     <w:qFormat/>
-    <w:rsid w:val="00EE274A"/>
+    <w:rsid w:val="00A44F18"/>
     <w:pPr>
       <w:spacing w:before="160"/>
       <w:jc w:val="center"/>
@@ -1752,7 +1752,7 @@
     <w:basedOn w:val="DefaultParagraphFont"/>
     <w:link w:val="Quote"/>
     <w:uiPriority w:val="29"/>
-    <w:rsid w:val="00EE274A"/>
+    <w:rsid w:val="00A44F18"/>
     <w:rPr>
       <w:i/>
       <w:iCs/>
@@ -1764,7 +1764,7 @@
     <w:basedOn w:val="Normal"/>
     <w:uiPriority w:val="34"/>
     <w:qFormat/>
-    <w:rsid w:val="00EE274A"/>
+    <w:rsid w:val="00A44F18"/>
     <w:pPr>
       <w:ind w:left="720"/>
       <w:contextualSpacing/>
@@ -1775,7 +1775,7 @@
     <w:basedOn w:val="DefaultParagraphFont"/>
     <w:uiPriority w:val="21"/>
     <w:qFormat/>
-    <w:rsid w:val="00EE274A"/>
+    <w:rsid w:val="00A44F18"/>
     <w:rPr>
       <w:i/>
       <w:iCs/>
@@ -1789,7 +1789,7 @@
     <w:link w:val="IntenseQuoteChar"/>
     <w:uiPriority w:val="30"/>
     <w:qFormat/>
-    <w:rsid w:val="00EE274A"/>
+    <w:rsid w:val="00A44F18"/>
     <w:pPr>
       <w:pBdr>
         <w:top w:val="single" w:sz="4" w:space="10" w:color="0F4761" w:themeColor="accent1" w:themeShade="BF"/>
@@ -1810,7 +1810,7 @@
     <w:basedOn w:val="DefaultParagraphFont"/>
     <w:link w:val="IntenseQuote"/>
     <w:uiPriority w:val="30"/>
-    <w:rsid w:val="00EE274A"/>
+    <w:rsid w:val="00A44F18"/>
     <w:rPr>
       <w:i/>
       <w:iCs/>
@@ -1822,7 +1822,7 @@
     <w:basedOn w:val="DefaultParagraphFont"/>
     <w:uiPriority w:val="32"/>
     <w:qFormat/>
-    <w:rsid w:val="00EE274A"/>
+    <w:rsid w:val="00A44F18"/>
     <w:rPr>
       <w:b/>
       <w:bCs/>
@@ -1837,7 +1837,7 @@
     <w:link w:val="HeaderChar"/>
     <w:uiPriority w:val="99"/>
     <w:unhideWhenUsed/>
-    <w:rsid w:val="00EE274A"/>
+    <w:rsid w:val="00A44F18"/>
     <w:pPr>
       <w:tabs>
         <w:tab w:val="center" w:pos="4680"/>
@@ -1851,7 +1851,7 @@
     <w:basedOn w:val="DefaultParagraphFont"/>
     <w:link w:val="Header"/>
     <w:uiPriority w:val="99"/>
-    <w:rsid w:val="00EE274A"/>
+    <w:rsid w:val="00A44F18"/>
   </w:style>
   <w:style w:type="paragraph" w:styleId="Footer">
     <w:name w:val="footer"/>
@@ -1859,7 +1859,7 @@
     <w:link w:val="FooterChar"/>
     <w:uiPriority w:val="99"/>
     <w:unhideWhenUsed/>
-    <w:rsid w:val="00EE274A"/>
+    <w:rsid w:val="00A44F18"/>
     <w:pPr>
       <w:tabs>
         <w:tab w:val="center" w:pos="4680"/>
@@ -1873,7 +1873,7 @@
     <w:basedOn w:val="DefaultParagraphFont"/>
     <w:link w:val="Footer"/>
     <w:uiPriority w:val="99"/>
-    <w:rsid w:val="00EE274A"/>
+    <w:rsid w:val="00A44F18"/>
   </w:style>
   <w:style w:type="paragraph" w:styleId="FootnoteText">
     <w:name w:val="footnote text"/>
@@ -1882,7 +1882,7 @@
     <w:uiPriority w:val="99"/>
     <w:semiHidden/>
     <w:unhideWhenUsed/>
-    <w:rsid w:val="00EE274A"/>
+    <w:rsid w:val="00A44F18"/>
     <w:pPr>
       <w:spacing w:after="0" w:line="240" w:lineRule="auto"/>
     </w:pPr>
@@ -1897,7 +1897,7 @@
     <w:link w:val="FootnoteText"/>
     <w:uiPriority w:val="99"/>
     <w:semiHidden/>
-    <w:rsid w:val="00EE274A"/>
+    <w:rsid w:val="00A44F18"/>
     <w:rPr>
       <w:sz w:val="20"/>
       <w:szCs w:val="20"/>
@@ -1909,7 +1909,7 @@
     <w:uiPriority w:val="99"/>
     <w:semiHidden/>
     <w:unhideWhenUsed/>
-    <w:rsid w:val="00EE274A"/>
+    <w:rsid w:val="00A44F18"/>
     <w:rPr>
       <w:vertAlign w:val="superscript"/>
     </w:rPr>
@@ -1919,7 +1919,7 @@
     <w:basedOn w:val="DefaultParagraphFont"/>
     <w:uiPriority w:val="99"/>
     <w:unhideWhenUsed/>
-    <w:rsid w:val="00EE274A"/>
+    <w:rsid w:val="00A44F18"/>
     <w:rPr>
       <w:color w:val="467886" w:themeColor="hyperlink"/>
       <w:u w:val="single"/>
@@ -1931,7 +1931,7 @@
     <w:uiPriority w:val="99"/>
     <w:semiHidden/>
     <w:unhideWhenUsed/>
-    <w:rsid w:val="00EE274A"/>
+    <w:rsid w:val="00A44F18"/>
     <w:rPr>
       <w:color w:val="605E5C"/>
       <w:shd w:val="clear" w:color="auto" w:fill="E1DFDD"/>
